--- a/reports/SIWES_Technical_Report_Peniel_Ben.docx
+++ b/reports/SIWES_Technical_Report_Peniel_Ben.docx
@@ -6898,39 +6898,7 @@
         <w:jc w:val="center"/>
       </w:pPr>
       <w:r>
-        <w:rPr>
-          <w:rFonts w:ascii="Times New Roman" w:hAnsi="Times New Roman"/>
-          <w:b/>
-          <w:color w:val="0B2545"/>
-          <w:sz w:val="22"/>
-        </w:rPr>
-        <w:t>Figure 3.4:</w:t>
-      </w:r>
-      <w:r>
-        <w:rPr>
-          <w:rFonts w:ascii="Times New Roman" w:hAnsi="Times New Roman"/>
-          <w:i/>
-          <w:color w:val="000000"/>
-          <w:sz w:val="22"/>
-        </w:rPr>
-        <w:t xml:space="preserve"> AI Tax Knowledge Assistant </w:t>
-      </w:r>
-      <w:r>
-        <w:rPr>
-          <w:i/>
-          <w:color w:val="000000"/>
-          <w:sz w:val="22"/>
-        </w:rPr>
-        <w:t xml:space="preserve"> </w:t>
-      </w:r>
-      <w:r>
-        <w:rPr>
-          <w:rFonts w:ascii="Times New Roman" w:hAnsi="Times New Roman"/>
-          <w:i/>
-          <w:color w:val="000000"/>
-          <w:sz w:val="22"/>
-        </w:rPr>
-        <w:t xml:space="preserve"> Guardrail Engineering Architecture</w:t>
+        <w:t>Figure 3.4: AI Tax Knowledge Assistant: Guardrail Engineering Architecture</w:t>
       </w:r>
     </w:p>
     <w:p>
@@ -7762,50 +7730,7 @@
         <w:jc w:val="both"/>
       </w:pPr>
       <w:r>
-        <w:rPr>
-          <w:rFonts w:ascii="Times New Roman" w:hAnsi="Times New Roman"/>
-          <w:color w:val="000000"/>
-          <w:sz w:val="24"/>
-        </w:rPr>
-        <w:t>AKIRS hosts mission-critical revenue services</w:t>
-      </w:r>
-      <w:r>
-        <w:rPr>
-          <w:color w:val="000000"/>
-          <w:sz w:val="24"/>
-        </w:rPr>
-        <w:t xml:space="preserve"> </w:t>
-      </w:r>
-      <w:r>
-        <w:rPr>
-          <w:rFonts w:ascii="Times New Roman" w:hAnsi="Times New Roman"/>
-          <w:color w:val="000000"/>
-          <w:sz w:val="24"/>
-        </w:rPr>
-        <w:t>including the IbomTax platform, the AISTIN registry, the batch data cleaner, and the intelligence scraper</w:t>
-      </w:r>
-      <w:r>
-        <w:rPr>
-          <w:rFonts w:hint="default"/>
-          <w:color w:val="000000"/>
-          <w:sz w:val="24"/>
-        </w:rPr>
-        <w:t>,</w:t>
-      </w:r>
-      <w:r>
-        <w:rPr>
-          <w:color w:val="000000"/>
-          <w:sz w:val="24"/>
-        </w:rPr>
-        <w:t xml:space="preserve"> </w:t>
-      </w:r>
-      <w:r>
-        <w:rPr>
-          <w:rFonts w:ascii="Times New Roman" w:hAnsi="Times New Roman"/>
-          <w:color w:val="000000"/>
-          <w:sz w:val="24"/>
-        </w:rPr>
-        <w:t>across segregated virtual machines on HPE ProLiant Gen11 servers. Security policies dictate that backend database and application VMs must never expose public IPv4 addresses to the raw internet. Consequently, all external web traffic must traverse a hardened perimeter ingress node or bastion gateway located in a Demilitarized Zone (DMZ).</w:t>
+        <w:t>AKIRS hosts mission-critical revenue services (including the IbomTax platform, the AISTIN registry, the batch data cleaner, and the intelligence scraper) across segregated virtual machines on HPE ProLiant Gen11 servers. Security policies dictate that backend database and application VMs must never expose public IPv4 addresses to the raw internet. Consequently, all external web traffic must traverse a hardened perimeter ingress node or bastion gateway located in a Demilitarized Zone (DMZ).</w:t>
       </w:r>
     </w:p>
     <w:p>
@@ -9779,39 +9704,7 @@
         <w:jc w:val="center"/>
       </w:pPr>
       <w:r>
-        <w:rPr>
-          <w:rFonts w:ascii="Times New Roman" w:hAnsi="Times New Roman"/>
-          <w:b/>
-          <w:color w:val="0B2545"/>
-          <w:sz w:val="22"/>
-        </w:rPr>
-        <w:t>Figure 4.6:</w:t>
-      </w:r>
-      <w:r>
-        <w:rPr>
-          <w:rFonts w:ascii="Times New Roman" w:hAnsi="Times New Roman"/>
-          <w:i/>
-          <w:color w:val="000000"/>
-          <w:sz w:val="22"/>
-        </w:rPr>
-        <w:t xml:space="preserve"> Architectural Separation </w:t>
-      </w:r>
-      <w:r>
-        <w:rPr>
-          <w:i/>
-          <w:color w:val="000000"/>
-          <w:sz w:val="22"/>
-        </w:rPr>
-        <w:t xml:space="preserve"> </w:t>
-      </w:r>
-      <w:r>
-        <w:rPr>
-          <w:rFonts w:ascii="Times New Roman" w:hAnsi="Times New Roman"/>
-          <w:i/>
-          <w:color w:val="000000"/>
-          <w:sz w:val="22"/>
-        </w:rPr>
-        <w:t xml:space="preserve"> Global Entry-Point vs Local Service Router</w:t>
+        <w:t>Figure 4.6: Architectural Separation: Global Entry-Point vs Local Service Router</w:t>
       </w:r>
     </w:p>
     <w:p>
@@ -10148,39 +10041,7 @@
         <w:jc w:val="center"/>
       </w:pPr>
       <w:r>
-        <w:rPr>
-          <w:rFonts w:ascii="Times New Roman" w:hAnsi="Times New Roman"/>
-          <w:b/>
-          <w:color w:val="0B2545"/>
-          <w:sz w:val="22"/>
-        </w:rPr>
-        <w:t>Figure 4.5:</w:t>
-      </w:r>
-      <w:r>
-        <w:rPr>
-          <w:rFonts w:ascii="Times New Roman" w:hAnsi="Times New Roman"/>
-          <w:i/>
-          <w:color w:val="000000"/>
-          <w:sz w:val="22"/>
-        </w:rPr>
-        <w:t xml:space="preserve"> Sequence Diagram </w:t>
-      </w:r>
-      <w:r>
-        <w:rPr>
-          <w:i/>
-          <w:color w:val="000000"/>
-          <w:sz w:val="22"/>
-        </w:rPr>
-        <w:t xml:space="preserve"> </w:t>
-      </w:r>
-      <w:r>
-        <w:rPr>
-          <w:rFonts w:ascii="Times New Roman" w:hAnsi="Times New Roman"/>
-          <w:i/>
-          <w:color w:val="000000"/>
-          <w:sz w:val="22"/>
-        </w:rPr>
-        <w:t xml:space="preserve"> SNI-Based Zero-TLS-Termination TCP Stream Splicing</w:t>
+        <w:t>Figure 4.5: Sequence Diagram: SNI-Based Zero-TLS-Termination TCP Stream Splicing</w:t>
       </w:r>
     </w:p>
     <w:p>
@@ -13765,42 +13626,7 @@
         <w:jc w:val="both"/>
       </w:pPr>
       <w:r>
-        <w:rPr>
-          <w:rFonts w:ascii="Times New Roman" w:hAnsi="Times New Roman"/>
-          <w:color w:val="000000"/>
-          <w:sz w:val="24"/>
-        </w:rPr>
-        <w:t>Crucially, Bridge Mode 2 (Handoff L4 SNI Passthrough) achieves 47,800 RPS</w:t>
-      </w:r>
-      <w:r>
-        <w:rPr>
-          <w:color w:val="000000"/>
-          <w:sz w:val="24"/>
-        </w:rPr>
-        <w:t xml:space="preserve"> </w:t>
-      </w:r>
-      <w:r>
-        <w:rPr>
-          <w:rFonts w:ascii="Times New Roman" w:hAnsi="Times New Roman"/>
-          <w:color w:val="000000"/>
-          <w:sz w:val="24"/>
-        </w:rPr>
-        <w:t>a 24.5% throughput advantage over Nginx and an 83.1% advantage over Traefik</w:t>
-      </w:r>
-      <w:r>
-        <w:rPr>
-          <w:color w:val="000000"/>
-          <w:sz w:val="24"/>
-        </w:rPr>
-        <w:t xml:space="preserve"> </w:t>
-      </w:r>
-      <w:r>
-        <w:rPr>
-          <w:rFonts w:ascii="Times New Roman" w:hAnsi="Times New Roman"/>
-          <w:color w:val="000000"/>
-          <w:sz w:val="24"/>
-        </w:rPr>
-        <w:t>while reducing P99 latency to just 1.6 ms and memory footprint to 18.4 MB. Because Bridge bypasses TLS termination and raw HTTP parsing, CPU cycles are preserved for high-speed TCP stream splicing.</w:t>
+        <w:t>Crucially, Bridge Mode 2 (Handoff L4 SNI Passthrough) achieves 47,800 RPS (a 24.5% throughput advantage over Nginx and an 83.1% advantage over Traefik), while reducing P99 latency to just 1.6 ms and memory footprint to 18.4 MB. Because Bridge bypasses TLS termination and raw HTTP parsing, CPU cycles are preserved for high-speed TCP stream splicing.</w:t>
       </w:r>
     </w:p>
     <w:p>

--- a/reports/SIWES_Technical_Report_Peniel_Ben.docx
+++ b/reports/SIWES_Technical_Report_Peniel_Ben.docx
@@ -2912,7 +2912,7 @@
           <w:b w:val="0"/>
           <w:sz w:val="19"/>
         </w:rPr>
-        <w:t>33</w:t>
+        <w:t>34</w:t>
       </w:r>
     </w:p>
     <w:p>
@@ -4340,7 +4340,7 @@
       <w:r>
         <w:drawing>
           <wp:inline distT="0" distB="0" distL="114300" distR="114300">
-            <wp:extent cx="5303520" cy="3573719"/>
+            <wp:extent cx="5303520" cy="3706840"/>
             <wp:effectExtent l="0" t="0" r="1905" b="5715"/>
             <wp:docPr id="1" name="Picture 1"/>
             <wp:cNvGraphicFramePr>
@@ -4364,7 +4364,7 @@
                   <pic:spPr>
                     <a:xfrm>
                       <a:off x="0" y="0"/>
-                      <a:ext cx="5303520" cy="3573719"/>
+                      <a:ext cx="5303520" cy="3706840"/>
                     </a:xfrm>
                     <a:prstGeom prst="rect">
                       <a:avLst/>
@@ -4696,7 +4696,7 @@
       <w:r>
         <w:drawing>
           <wp:inline distT="0" distB="0" distL="114300" distR="114300">
-            <wp:extent cx="5303520" cy="3573719"/>
+            <wp:extent cx="5303520" cy="3706840"/>
             <wp:effectExtent l="0" t="0" r="1905" b="3175"/>
             <wp:docPr id="2" name="Picture 2"/>
             <wp:cNvGraphicFramePr>
@@ -4720,7 +4720,7 @@
                   <pic:spPr>
                     <a:xfrm>
                       <a:off x="0" y="0"/>
-                      <a:ext cx="5303520" cy="3573719"/>
+                      <a:ext cx="5303520" cy="3706840"/>
                     </a:xfrm>
                     <a:prstGeom prst="rect">
                       <a:avLst/>
@@ -5759,7 +5759,7 @@
       <w:r>
         <w:drawing>
           <wp:inline distT="0" distB="0" distL="114300" distR="114300">
-            <wp:extent cx="5303520" cy="3651800"/>
+            <wp:extent cx="5303520" cy="3706840"/>
             <wp:effectExtent l="0" t="0" r="1905" b="3810"/>
             <wp:docPr id="3" name="Picture 3"/>
             <wp:cNvGraphicFramePr>
@@ -5783,7 +5783,7 @@
                   <pic:spPr>
                     <a:xfrm>
                       <a:off x="0" y="0"/>
-                      <a:ext cx="5303520" cy="3651800"/>
+                      <a:ext cx="5303520" cy="3706840"/>
                     </a:xfrm>
                     <a:prstGeom prst="rect">
                       <a:avLst/>
@@ -6614,7 +6614,7 @@
       <w:r>
         <w:drawing>
           <wp:inline distT="0" distB="0" distL="114300" distR="114300">
-            <wp:extent cx="5303520" cy="3651800"/>
+            <wp:extent cx="5303520" cy="3706840"/>
             <wp:effectExtent l="0" t="0" r="1905" b="6985"/>
             <wp:docPr id="4" name="Picture 4"/>
             <wp:cNvGraphicFramePr>
@@ -6638,7 +6638,7 @@
                   <pic:spPr>
                     <a:xfrm>
                       <a:off x="0" y="0"/>
-                      <a:ext cx="5303520" cy="3651800"/>
+                      <a:ext cx="5303520" cy="3706840"/>
                     </a:xfrm>
                     <a:prstGeom prst="rect">
                       <a:avLst/>
@@ -6854,7 +6854,7 @@
       <w:r>
         <w:drawing>
           <wp:inline distT="0" distB="0" distL="114300" distR="114300">
-            <wp:extent cx="5303520" cy="3573719"/>
+            <wp:extent cx="5303520" cy="3706840"/>
             <wp:effectExtent l="0" t="0" r="1905" b="8255"/>
             <wp:docPr id="5" name="Picture 5"/>
             <wp:cNvGraphicFramePr>
@@ -6878,7 +6878,7 @@
                   <pic:spPr>
                     <a:xfrm>
                       <a:off x="0" y="0"/>
-                      <a:ext cx="5303520" cy="3573719"/>
+                      <a:ext cx="5303520" cy="3706840"/>
                     </a:xfrm>
                     <a:prstGeom prst="rect">
                       <a:avLst/>
@@ -7091,7 +7091,7 @@
       <w:r>
         <w:drawing>
           <wp:inline distT="0" distB="0" distL="114300" distR="114300">
-            <wp:extent cx="5303520" cy="3651800"/>
+            <wp:extent cx="5303520" cy="3706840"/>
             <wp:effectExtent l="0" t="0" r="1905" b="5080"/>
             <wp:docPr id="6" name="Picture 6"/>
             <wp:cNvGraphicFramePr>
@@ -7115,7 +7115,7 @@
                   <pic:spPr>
                     <a:xfrm>
                       <a:off x="0" y="0"/>
-                      <a:ext cx="5303520" cy="3651800"/>
+                      <a:ext cx="5303520" cy="3706840"/>
                     </a:xfrm>
                     <a:prstGeom prst="rect">
                       <a:avLst/>
@@ -7662,7 +7662,7 @@
       <w:r>
         <w:drawing>
           <wp:inline distT="0" distB="0" distL="114300" distR="114300">
-            <wp:extent cx="5303520" cy="3629161"/>
+            <wp:extent cx="5303520" cy="3706840"/>
             <wp:effectExtent l="0" t="0" r="1905" b="0"/>
             <wp:docPr id="7" name="Picture 7"/>
             <wp:cNvGraphicFramePr>
@@ -7686,7 +7686,7 @@
                   <pic:spPr>
                     <a:xfrm>
                       <a:off x="0" y="0"/>
-                      <a:ext cx="5303520" cy="3629161"/>
+                      <a:ext cx="5303520" cy="3706840"/>
                     </a:xfrm>
                     <a:prstGeom prst="rect">
                       <a:avLst/>
@@ -9331,7 +9331,7 @@
       <w:r>
         <w:drawing>
           <wp:inline distT="0" distB="0" distL="114300" distR="114300">
-            <wp:extent cx="5303520" cy="3362714"/>
+            <wp:extent cx="5303520" cy="3425648"/>
             <wp:effectExtent l="0" t="0" r="1905" b="0"/>
             <wp:docPr id="8" name="Picture 8"/>
             <wp:cNvGraphicFramePr>
@@ -9355,7 +9355,7 @@
                   <pic:spPr>
                     <a:xfrm>
                       <a:off x="0" y="0"/>
-                      <a:ext cx="5303520" cy="3362714"/>
+                      <a:ext cx="5303520" cy="3425648"/>
                     </a:xfrm>
                     <a:prstGeom prst="rect">
                       <a:avLst/>
@@ -9423,7 +9423,7 @@
       <w:r>
         <w:drawing>
           <wp:inline distT="0" distB="0" distL="114300" distR="114300">
-            <wp:extent cx="5303520" cy="3629161"/>
+            <wp:extent cx="5303520" cy="3706840"/>
             <wp:effectExtent l="0" t="0" r="1905" b="0"/>
             <wp:docPr id="9" name="Picture 9"/>
             <wp:cNvGraphicFramePr>
@@ -9447,7 +9447,7 @@
                   <pic:spPr>
                     <a:xfrm>
                       <a:off x="0" y="0"/>
-                      <a:ext cx="5303520" cy="3629161"/>
+                      <a:ext cx="5303520" cy="3706840"/>
                     </a:xfrm>
                     <a:prstGeom prst="rect">
                       <a:avLst/>
@@ -9660,7 +9660,7 @@
       <w:r>
         <w:drawing>
           <wp:inline distT="0" distB="0" distL="114300" distR="114300">
-            <wp:extent cx="5303520" cy="3573719"/>
+            <wp:extent cx="5303520" cy="3706840"/>
             <wp:effectExtent l="0" t="0" r="1905" b="8255"/>
             <wp:docPr id="10" name="Picture 10"/>
             <wp:cNvGraphicFramePr>
@@ -9684,7 +9684,7 @@
                   <pic:spPr>
                     <a:xfrm>
                       <a:off x="0" y="0"/>
-                      <a:ext cx="5303520" cy="3573719"/>
+                      <a:ext cx="5303520" cy="3706840"/>
                     </a:xfrm>
                     <a:prstGeom prst="rect">
                       <a:avLst/>
@@ -9866,7 +9866,7 @@
       <w:r>
         <w:drawing>
           <wp:inline distT="0" distB="0" distL="114300" distR="114300">
-            <wp:extent cx="5303520" cy="3651800"/>
+            <wp:extent cx="5303520" cy="3706840"/>
             <wp:effectExtent l="0" t="0" r="1905" b="6350"/>
             <wp:docPr id="11" name="Picture 11"/>
             <wp:cNvGraphicFramePr>
@@ -9890,7 +9890,7 @@
                   <pic:spPr>
                     <a:xfrm>
                       <a:off x="0" y="0"/>
-                      <a:ext cx="5303520" cy="3651800"/>
+                      <a:ext cx="5303520" cy="3706840"/>
                     </a:xfrm>
                     <a:prstGeom prst="rect">
                       <a:avLst/>
@@ -9997,7 +9997,7 @@
       <w:r>
         <w:drawing>
           <wp:inline distT="0" distB="0" distL="114300" distR="114300">
-            <wp:extent cx="5303520" cy="3727880"/>
+            <wp:extent cx="5303520" cy="3706840"/>
             <wp:effectExtent l="0" t="0" r="1905" b="6350"/>
             <wp:docPr id="12" name="Picture 12"/>
             <wp:cNvGraphicFramePr>
@@ -10021,7 +10021,7 @@
                   <pic:spPr>
                     <a:xfrm>
                       <a:off x="0" y="0"/>
-                      <a:ext cx="5303520" cy="3727880"/>
+                      <a:ext cx="5303520" cy="3706840"/>
                     </a:xfrm>
                     <a:prstGeom prst="rect">
                       <a:avLst/>
@@ -10113,7 +10113,7 @@
       <w:r>
         <w:drawing>
           <wp:inline distT="0" distB="0" distL="114300" distR="114300">
-            <wp:extent cx="5303520" cy="3670924"/>
+            <wp:extent cx="5303520" cy="3706840"/>
             <wp:effectExtent l="0" t="0" r="1905" b="6350"/>
             <wp:docPr id="13" name="Picture 13"/>
             <wp:cNvGraphicFramePr>
@@ -10137,7 +10137,7 @@
                   <pic:spPr>
                     <a:xfrm>
                       <a:off x="0" y="0"/>
-                      <a:ext cx="5303520" cy="3670924"/>
+                      <a:ext cx="5303520" cy="3706840"/>
                     </a:xfrm>
                     <a:prstGeom prst="rect">
                       <a:avLst/>
@@ -11533,7 +11533,7 @@
       <w:r>
         <w:drawing>
           <wp:inline distT="0" distB="0" distL="114300" distR="114300">
-            <wp:extent cx="5303520" cy="2916936"/>
+            <wp:extent cx="5303520" cy="2872740"/>
             <wp:effectExtent l="0" t="0" r="1905" b="7620"/>
             <wp:docPr id="14" name="Picture 14"/>
             <wp:cNvGraphicFramePr>
@@ -11557,7 +11557,7 @@
                   <pic:spPr>
                     <a:xfrm>
                       <a:off x="0" y="0"/>
-                      <a:ext cx="5303520" cy="2916936"/>
+                      <a:ext cx="5303520" cy="2872740"/>
                     </a:xfrm>
                     <a:prstGeom prst="rect">
                       <a:avLst/>
@@ -12529,7 +12529,7 @@
       <w:r>
         <w:drawing>
           <wp:inline distT="0" distB="0" distL="114300" distR="114300">
-            <wp:extent cx="5303520" cy="2430780"/>
+            <wp:extent cx="5303520" cy="2512193"/>
             <wp:effectExtent l="0" t="0" r="1905" b="7620"/>
             <wp:docPr id="15" name="Picture 15"/>
             <wp:cNvGraphicFramePr>
@@ -12553,7 +12553,7 @@
                   <pic:spPr>
                     <a:xfrm>
                       <a:off x="0" y="0"/>
-                      <a:ext cx="5303520" cy="2430780"/>
+                      <a:ext cx="5303520" cy="2512193"/>
                     </a:xfrm>
                     <a:prstGeom prst="rect">
                       <a:avLst/>
@@ -13558,7 +13558,7 @@
       <w:r>
         <w:drawing>
           <wp:inline distT="0" distB="0" distL="114300" distR="114300">
-            <wp:extent cx="5303520" cy="2430780"/>
+            <wp:extent cx="5303520" cy="2626505"/>
             <wp:effectExtent l="0" t="0" r="1905" b="7620"/>
             <wp:docPr id="16" name="Picture 16"/>
             <wp:cNvGraphicFramePr>
@@ -13582,7 +13582,7 @@
                   <pic:spPr>
                     <a:xfrm>
                       <a:off x="0" y="0"/>
-                      <a:ext cx="5303520" cy="2430780"/>
+                      <a:ext cx="5303520" cy="2626505"/>
                     </a:xfrm>
                     <a:prstGeom prst="rect">
                       <a:avLst/>
